--- a/docs/opt/kp-template-sample.docx
+++ b/docs/opt/kp-template-sample.docx
@@ -139,6 +139,9 @@
           </w:tcPr>
           <w:p>
             <w:r>
+              <w:rPr>
+                <w:b/>
+              </w:rPr>
               <w:t>{{name}}</w:t>
             </w:r>
           </w:p>
@@ -149,11 +152,6 @@
           </w:p>
           <w:p>
             <w:r>
-              <w:rPr>
-                <w:i w:val="0"/>
-                <w:color w:val="555555"/>
-                <w:sz w:val="17"/>
-              </w:rPr>
               <w:t>Комплектация: {{equipment}}</w:t>
             </w:r>
           </w:p>
@@ -170,10 +168,11 @@
           <w:p>
             <w:r>
               <w:rPr>
-                <w:i/>
+                <w:i w:val="0"/>
+                <w:color w:val="6B6B6B"/>
                 <w:sz w:val="17"/>
               </w:rPr>
-              <w:t>Обозначение: {{designation}}</w:t>
+              <w:t>Обозначение заказчика: {{designation}}</w:t>
             </w:r>
           </w:p>
           <w:p>
@@ -226,7 +225,7 @@
     </w:tbl>
     <w:p>
       <w:r>
-        <w:t>Итого: {{grand_total}} ({{total_qty}})</w:t>
+        <w:t>Итого к оплате: {{grand_total}} ({{total_qty}})</w:t>
       </w:r>
     </w:p>
     <w:p>

--- a/docs/opt/kp-template-sample.docx
+++ b/docs/opt/kp-template-sample.docx
@@ -35,17 +35,17 @@
         <w:tblLayout w:type="fixed"/>
       </w:tblPr>
       <w:tblGrid>
-        <w:gridCol w:w="510"/>
-        <w:gridCol w:w="5329"/>
-        <w:gridCol w:w="1304"/>
-        <w:gridCol w:w="907"/>
-        <w:gridCol w:w="1304"/>
-        <w:gridCol w:w="1417"/>
+        <w:gridCol w:w="476"/>
+        <w:gridCol w:w="4050"/>
+        <w:gridCol w:w="1200"/>
+        <w:gridCol w:w="1327"/>
+        <w:gridCol w:w="1678"/>
+        <w:gridCol w:w="1860"/>
       </w:tblGrid>
       <w:tr>
         <w:tc>
           <w:tcPr>
-            <w:tcW w:type="dxa" w:w="510"/>
+            <w:tcW w:type="dxa" w:w="476"/>
           </w:tcPr>
           <w:p>
             <w:r>
@@ -58,7 +58,7 @@
         </w:tc>
         <w:tc>
           <w:tcPr>
-            <w:tcW w:type="dxa" w:w="5329"/>
+            <w:tcW w:type="dxa" w:w="4050"/>
           </w:tcPr>
           <w:p>
             <w:r>
@@ -71,7 +71,7 @@
         </w:tc>
         <w:tc>
           <w:tcPr>
-            <w:tcW w:type="dxa" w:w="1304"/>
+            <w:tcW w:type="dxa" w:w="1200"/>
           </w:tcPr>
           <w:p>
             <w:r>
@@ -84,7 +84,7 @@
         </w:tc>
         <w:tc>
           <w:tcPr>
-            <w:tcW w:type="dxa" w:w="907"/>
+            <w:tcW w:type="dxa" w:w="1327"/>
           </w:tcPr>
           <w:p>
             <w:r>
@@ -97,7 +97,7 @@
         </w:tc>
         <w:tc>
           <w:tcPr>
-            <w:tcW w:type="dxa" w:w="1304"/>
+            <w:tcW w:type="dxa" w:w="1678"/>
           </w:tcPr>
           <w:p>
             <w:r>
@@ -110,7 +110,7 @@
         </w:tc>
         <w:tc>
           <w:tcPr>
-            <w:tcW w:type="dxa" w:w="1417"/>
+            <w:tcW w:type="dxa" w:w="1860"/>
           </w:tcPr>
           <w:p>
             <w:r>
@@ -125,7 +125,7 @@
       <w:tr>
         <w:tc>
           <w:tcPr>
-            <w:tcW w:type="dxa" w:w="510"/>
+            <w:tcW w:type="dxa" w:w="476"/>
           </w:tcPr>
           <w:p>
             <w:r>
@@ -135,7 +135,7 @@
         </w:tc>
         <w:tc>
           <w:tcPr>
-            <w:tcW w:type="dxa" w:w="5329"/>
+            <w:tcW w:type="dxa" w:w="4050"/>
           </w:tcPr>
           <w:p>
             <w:r>
@@ -168,9 +168,8 @@
           <w:p>
             <w:r>
               <w:rPr>
-                <w:i w:val="0"/>
                 <w:color w:val="6B6B6B"/>
-                <w:sz w:val="17"/>
+                <w:sz w:val="16"/>
               </w:rPr>
               <w:t>Обозначение заказчика: {{designation}}</w:t>
             </w:r>
@@ -183,7 +182,7 @@
         </w:tc>
         <w:tc>
           <w:tcPr>
-            <w:tcW w:type="dxa" w:w="1304"/>
+            <w:tcW w:type="dxa" w:w="1200"/>
           </w:tcPr>
           <w:p>
             <w:r>
@@ -193,7 +192,7 @@
         </w:tc>
         <w:tc>
           <w:tcPr>
-            <w:tcW w:type="dxa" w:w="907"/>
+            <w:tcW w:type="dxa" w:w="1327"/>
           </w:tcPr>
           <w:p>
             <w:r>
@@ -203,7 +202,7 @@
         </w:tc>
         <w:tc>
           <w:tcPr>
-            <w:tcW w:type="dxa" w:w="1304"/>
+            <w:tcW w:type="dxa" w:w="1678"/>
           </w:tcPr>
           <w:p>
             <w:r>
@@ -213,7 +212,7 @@
         </w:tc>
         <w:tc>
           <w:tcPr>
-            <w:tcW w:type="dxa" w:w="1417"/>
+            <w:tcW w:type="dxa" w:w="1860"/>
           </w:tcPr>
           <w:p>
             <w:r>
@@ -245,7 +244,7 @@
     </w:p>
     <w:sectPr>
       <w:pgSz w:w="12240" w:h="15840"/>
-      <w:pgMar w:top="850" w:right="850" w:bottom="850" w:left="850" w:header="720" w:footer="720" w:gutter="0"/>
+      <w:pgMar w:top="850" w:right="737" w:bottom="850" w:left="737" w:header="720" w:footer="720" w:gutter="0"/>
       <w:cols w:space="720"/>
       <w:docGrid w:linePitch="360"/>
     </w:sectPr>
